--- a/results/H1/table_S3_lmm_items_diagnostics.docx
+++ b/results/H1/table_S3_lmm_items_diagnostics.docx
@@ -28,7 +28,7 @@
         <w:rPr/>
         <w:t xml:space="preserve">Table </w:t>
       </w:r>
-      <w:bookmarkStart w:id="0000005f-274b-4145-aca7-b087922fc073" w:name="table"/>
+      <w:bookmarkStart w:id="b17f3e3d-57f9-4fe3-8941-bd0582669705" w:name="table"/>
       <w:r>
         <w:rPr/>
         <w:fldChar w:fldCharType="begin" w:dirty="true"/>
@@ -41,7 +41,7 @@
         <w:rPr/>
         <w:fldChar w:fldCharType="end" w:dirty="true"/>
       </w:r>
-      <w:bookmarkEnd w:id="0000005f-274b-4145-aca7-b087922fc073"/>
+      <w:bookmarkEnd w:id="b17f3e3d-57f9-4fe3-8941-bd0582669705"/>
       <w:r>
         <w:rPr/>
         <w:t xml:space="preserve">. </w:t>

--- a/results/H1/table_S3_lmm_items_diagnostics.docx
+++ b/results/H1/table_S3_lmm_items_diagnostics.docx
@@ -28,7 +28,7 @@
         <w:rPr/>
         <w:t xml:space="preserve">Table </w:t>
       </w:r>
-      <w:bookmarkStart w:id="b17f3e3d-57f9-4fe3-8941-bd0582669705" w:name="table"/>
+      <w:bookmarkStart w:id="50b2de30-d0f6-4628-87ad-84657d494994" w:name="table"/>
       <w:r>
         <w:rPr/>
         <w:fldChar w:fldCharType="begin" w:dirty="true"/>
@@ -41,7 +41,7 @@
         <w:rPr/>
         <w:fldChar w:fldCharType="end" w:dirty="true"/>
       </w:r>
-      <w:bookmarkEnd w:id="b17f3e3d-57f9-4fe3-8941-bd0582669705"/>
+      <w:bookmarkEnd w:id="50b2de30-d0f6-4628-87ad-84657d494994"/>
       <w:r>
         <w:rPr/>
         <w:t xml:space="preserve">. </w:t>

--- a/results/H1/table_S3_lmm_items_diagnostics.docx
+++ b/results/H1/table_S3_lmm_items_diagnostics.docx
@@ -28,7 +28,7 @@
         <w:rPr/>
         <w:t xml:space="preserve">Table </w:t>
       </w:r>
-      <w:bookmarkStart w:id="50b2de30-d0f6-4628-87ad-84657d494994" w:name="table"/>
+      <w:bookmarkStart w:id="943a59a6-44d9-4774-8f47-a5c7793249df" w:name="table"/>
       <w:r>
         <w:rPr/>
         <w:fldChar w:fldCharType="begin" w:dirty="true"/>
@@ -41,7 +41,7 @@
         <w:rPr/>
         <w:fldChar w:fldCharType="end" w:dirty="true"/>
       </w:r>
-      <w:bookmarkEnd w:id="50b2de30-d0f6-4628-87ad-84657d494994"/>
+      <w:bookmarkEnd w:id="943a59a6-44d9-4774-8f47-a5c7793249df"/>
       <w:r>
         <w:rPr/>
         <w:t xml:space="preserve">. </w:t>
